--- a/assets/legal-templates/es/gift-acceptance-policy.docx
+++ b/assets/legal-templates/es/gift-acceptance-policy.docx
@@ -3304,7 +3304,7 @@
                 <w:sz w:val="19"/>
                 <w:szCs w:val="19"/>
               </w:rPr>
-              <w:t xml:space="preserve">Enumera las leyes que se aplican a tus donaciones. Ámbitos habituales que comprobar: las normas sobre la recepción de financiación extranjera (por ejemplo, en la India las contribuciones extranjeras están reguladas por la Foreign Contribution (Regulation) Act 2010 y deben recibirse en una cuenta designada); las normas sobre la emisión de recibos fiscales a las personas donantes (por ejemplo, en los EE. UU. una persona donante necesita un acuse de recibo por escrito para un regalo de 250 USD o más, y en el Reino Unido el Gift Aid tiene sus propias normas de declaración); los permisos para la recaudación pública de fondos; y las obligaciones de prevención del blanqueo de capitales. Si no estás segura de qué se aplica, consulta tu ley local sobre recaudación de fondos y financiación extranjera antes de aceptar donaciones internacionales.</w:t>
+              <w:t xml:space="preserve">Enumera las leyes que se aplican a tus donaciones. Ámbitos habituales que comprobar: las normas sobre la recepción de financiación extranjera (por ejemplo, en la India las contribuciones extranjeras están reguladas por la Foreign Contribution (Regulation) Act 2010 y deben recibirse en una cuenta designada); las normas sobre la emisión de recibos fiscales a las personas donantes (por ejemplo, en los EE. UU. una persona donante necesita un acuse de recibo por escrito para un regalo de 250 USD o más, y en el Reino Unido el Gift Aid tiene sus propias normas de declaración); los permisos para la recaudación pública de fondos; y las obligaciones de prevención del blanqueo de capitales. Si tienes dudas sobre qué se aplica, consulta tu ley local sobre recaudación de fondos y financiación extranjera antes de aceptar donaciones internacionales.</w:t>
             </w:r>
           </w:p>
         </w:tc>
@@ -5411,7 +5411,7 @@
                 <w:sz w:val="19"/>
                 <w:szCs w:val="19"/>
               </w:rPr>
-              <w:t xml:space="preserve">Decide de qué sectores o personas donantes no aceptarás dinero, en función de tu misión. Una organización de salud puede rechazar el dinero del tabaco y del alcohol; un grupo ambientalista puede rechazar a las empresas de combustibles fósiles; un grupo de construcción de paz puede rechazar a los partidos políticos. Algunas organizaciones excluyen la financiación gubernamental para seguir siendo independientes. Sé concreta: las normas vagas son difíciles de aplicar. Pide al órgano de gobierno que apruebe la lista.</w:t>
+              <w:t xml:space="preserve">Decide de qué sectores o personas donantes no aceptarás dinero, en función de tu misión. Una organización de salud puede rechazar el dinero del tabaco y del alcohol; un grupo ambientalista puede rechazar a las empresas de combustibles fósiles; un grupo de construcción de paz puede rechazar a los partidos políticos. Algunas organizaciones excluyen la financiación gubernamental para seguir siendo independientes. Concreta al máximo: las normas vagas son difíciles de aplicar. Pide al órgano de gobierno que apruebe la lista.</w:t>
             </w:r>
           </w:p>
         </w:tc>

--- a/assets/legal-templates/es/gift-acceptance-policy.docx
+++ b/assets/legal-templates/es/gift-acceptance-policy.docx
@@ -19,7 +19,7 @@
             <wp:extent cx="7562850" cy="10696575"/>
             <wp:effectExtent t="0" r="0" b="0" l="0"/>
             <wp:wrapNone/>
-            <wp:docPr id="1" name="" descr="" title=""/>
+            <wp:docPr id="53" name="" descr="" title=""/>
             <wp:cNvGraphicFramePr>
               <a:graphicFrameLocks xmlns:a="http://schemas.openxmlformats.org/drawingml/2006/main" noChangeAspect="1"/>
             </wp:cNvGraphicFramePr>
@@ -10184,7 +10184,7 @@
         <wp:inline distT="0" distB="0" distL="0" distR="0">
           <wp:extent cx="1333500" cy="204788"/>
           <wp:effectExtent t="0" r="0" b="0" l="0"/>
-          <wp:docPr id="2" name="" descr="" title=""/>
+          <wp:docPr id="54" name="" descr="" title=""/>
           <wp:cNvGraphicFramePr>
             <a:graphicFrameLocks xmlns:a="http://schemas.openxmlformats.org/drawingml/2006/main" noChangeAspect="1"/>
           </wp:cNvGraphicFramePr>
